--- a/az/stories/the-goose-to-be-plucked.docx
+++ b/az/stories/the-goose-to-be-plucked.docx
@@ -4,589 +4,582 @@
   <w:body>
     <w:p>
       <w:pPr>
-        <w:pStyle w:val="Heading1"/>
+        <w:spacing w:before="0" w:after="60"/>
+        <w:jc w:val="left"/>
       </w:pPr>
       <w:r>
+        <w:rPr>
+          <w:rFonts w:ascii="Arial" w:hAnsi="Arial" w:eastAsia="Arial"/>
+          <w:i w:val="0"/>
+          <w:color w:val="000000"/>
+          <w:sz w:val="52"/>
+        </w:rPr>
         <w:t>Yolunacaq qaz</w:t>
       </w:r>
     </w:p>
     <w:p>
       <w:pPr>
-        <w:ind w:firstLine="425"/>
-        <w:jc w:val="both"/>
+        <w:jc w:val="left"/>
       </w:pPr>
       <w:r>
         <w:rPr>
-          <w:rFonts w:ascii="Times New Roman" w:hAnsi="Times New Roman" w:cs="Times New Roman"/>
-          <w:b w:val="0"/>
+          <w:rFonts w:ascii="Arial" w:hAnsi="Arial" w:eastAsia="Arial"/>
           <w:i w:val="0"/>
-          <w:sz w:val="24"/>
+          <w:color w:val="000000"/>
+          <w:sz w:val="22"/>
         </w:rPr>
         <w:t>Çox soyuq bir qış günü padşah təbdil-qiyafət olub saraydan çıxıb gəzməyə qərar verir, yanına baş vəzirini də alıb yola düşür. Bir müddət getdikdən sonra dərə kənarında çalışan ağsaqqal bir kişiyə rast gəlirlər. Adam əlindəki dəriləri suya salıb döyə-döyə aşılayırdı.</w:t>
       </w:r>
     </w:p>
     <w:p>
       <w:pPr>
-        <w:ind w:firstLine="425"/>
-        <w:jc w:val="both"/>
+        <w:jc w:val="left"/>
       </w:pPr>
       <w:r>
         <w:rPr>
-          <w:rFonts w:ascii="Times New Roman" w:hAnsi="Times New Roman" w:cs="Times New Roman"/>
-          <w:b w:val="0"/>
+          <w:rFonts w:ascii="Arial" w:hAnsi="Arial" w:eastAsia="Arial"/>
           <w:i w:val="0"/>
-          <w:sz w:val="24"/>
+          <w:color w:val="000000"/>
+          <w:sz w:val="22"/>
         </w:rPr>
         <w:t>Padşah ağsaqqala salam verir:</w:t>
       </w:r>
     </w:p>
     <w:p>
       <w:pPr>
-        <w:ind w:firstLine="425"/>
-        <w:jc w:val="both"/>
+        <w:jc w:val="left"/>
       </w:pPr>
       <w:r>
         <w:rPr>
-          <w:rFonts w:ascii="Times New Roman" w:hAnsi="Times New Roman" w:cs="Times New Roman"/>
-          <w:b w:val="0"/>
+          <w:rFonts w:ascii="Arial" w:hAnsi="Arial" w:eastAsia="Arial"/>
           <w:i w:val="0"/>
-          <w:sz w:val="24"/>
+          <w:color w:val="000000"/>
+          <w:sz w:val="22"/>
         </w:rPr>
         <w:t>— Əssəlamü-əleyküm, ey piri-fani.</w:t>
       </w:r>
     </w:p>
     <w:p>
       <w:pPr>
-        <w:ind w:firstLine="425"/>
-        <w:jc w:val="both"/>
+        <w:jc w:val="left"/>
       </w:pPr>
       <w:r>
         <w:rPr>
-          <w:rFonts w:ascii="Times New Roman" w:hAnsi="Times New Roman" w:cs="Times New Roman"/>
-          <w:b w:val="0"/>
+          <w:rFonts w:ascii="Arial" w:hAnsi="Arial" w:eastAsia="Arial"/>
           <w:i w:val="0"/>
-          <w:sz w:val="24"/>
+          <w:color w:val="000000"/>
+          <w:sz w:val="22"/>
         </w:rPr>
         <w:t>— Əleykümü-əssəlam, ey sərdari-cahan, — deyə ağsaqqal da salamı alır. Padşah soruşur:</w:t>
       </w:r>
     </w:p>
     <w:p>
       <w:pPr>
-        <w:ind w:firstLine="425"/>
-        <w:jc w:val="both"/>
+        <w:jc w:val="left"/>
       </w:pPr>
       <w:r>
         <w:rPr>
-          <w:rFonts w:ascii="Times New Roman" w:hAnsi="Times New Roman" w:cs="Times New Roman"/>
-          <w:b w:val="0"/>
+          <w:rFonts w:ascii="Arial" w:hAnsi="Arial" w:eastAsia="Arial"/>
           <w:i w:val="0"/>
-          <w:sz w:val="24"/>
+          <w:color w:val="000000"/>
+          <w:sz w:val="22"/>
         </w:rPr>
         <w:t>— Altılarda nə etdin?</w:t>
       </w:r>
     </w:p>
     <w:p>
       <w:pPr>
-        <w:ind w:firstLine="425"/>
-        <w:jc w:val="both"/>
+        <w:jc w:val="left"/>
       </w:pPr>
       <w:r>
         <w:rPr>
-          <w:rFonts w:ascii="Times New Roman" w:hAnsi="Times New Roman" w:cs="Times New Roman"/>
-          <w:b w:val="0"/>
+          <w:rFonts w:ascii="Arial" w:hAnsi="Arial" w:eastAsia="Arial"/>
           <w:i w:val="0"/>
-          <w:sz w:val="24"/>
+          <w:color w:val="000000"/>
+          <w:sz w:val="22"/>
         </w:rPr>
         <w:t>— Altıya altı qatmayınca, otuz ikiyə yetmir, — deyə cavab verir.</w:t>
       </w:r>
     </w:p>
     <w:p>
       <w:pPr>
-        <w:ind w:firstLine="425"/>
-        <w:jc w:val="both"/>
+        <w:jc w:val="left"/>
       </w:pPr>
       <w:r>
         <w:rPr>
-          <w:rFonts w:ascii="Times New Roman" w:hAnsi="Times New Roman" w:cs="Times New Roman"/>
-          <w:b w:val="0"/>
+          <w:rFonts w:ascii="Arial" w:hAnsi="Arial" w:eastAsia="Arial"/>
           <w:i w:val="0"/>
-          <w:sz w:val="24"/>
+          <w:color w:val="000000"/>
+          <w:sz w:val="22"/>
         </w:rPr>
         <w:t>Padşah bir də soruşur:</w:t>
       </w:r>
     </w:p>
     <w:p>
       <w:pPr>
-        <w:ind w:firstLine="425"/>
-        <w:jc w:val="both"/>
+        <w:jc w:val="left"/>
       </w:pPr>
       <w:r>
         <w:rPr>
-          <w:rFonts w:ascii="Times New Roman" w:hAnsi="Times New Roman" w:cs="Times New Roman"/>
-          <w:b w:val="0"/>
+          <w:rFonts w:ascii="Arial" w:hAnsi="Arial" w:eastAsia="Arial"/>
           <w:i w:val="0"/>
-          <w:sz w:val="24"/>
+          <w:color w:val="000000"/>
+          <w:sz w:val="22"/>
         </w:rPr>
         <w:t>— Gecələri heç qalxmadınmı?</w:t>
       </w:r>
     </w:p>
     <w:p>
       <w:pPr>
-        <w:ind w:firstLine="425"/>
-        <w:jc w:val="both"/>
+        <w:jc w:val="left"/>
       </w:pPr>
       <w:r>
         <w:rPr>
-          <w:rFonts w:ascii="Times New Roman" w:hAnsi="Times New Roman" w:cs="Times New Roman"/>
-          <w:b w:val="0"/>
+          <w:rFonts w:ascii="Arial" w:hAnsi="Arial" w:eastAsia="Arial"/>
           <w:i w:val="0"/>
-          <w:sz w:val="24"/>
+          <w:color w:val="000000"/>
+          <w:sz w:val="22"/>
         </w:rPr>
         <w:t>— Qalxdıq, padşahım... lakin ellərə yaradı...</w:t>
       </w:r>
     </w:p>
     <w:p>
       <w:pPr>
-        <w:ind w:firstLine="425"/>
-        <w:jc w:val="both"/>
+        <w:jc w:val="left"/>
       </w:pPr>
       <w:r>
         <w:rPr>
-          <w:rFonts w:ascii="Times New Roman" w:hAnsi="Times New Roman" w:cs="Times New Roman"/>
-          <w:b w:val="0"/>
+          <w:rFonts w:ascii="Arial" w:hAnsi="Arial" w:eastAsia="Arial"/>
           <w:i w:val="0"/>
-          <w:sz w:val="24"/>
+          <w:color w:val="000000"/>
+          <w:sz w:val="22"/>
         </w:rPr>
         <w:t>Padşah gülüb son sualını verir:</w:t>
       </w:r>
     </w:p>
     <w:p>
       <w:pPr>
-        <w:ind w:firstLine="425"/>
-        <w:jc w:val="both"/>
+        <w:jc w:val="left"/>
       </w:pPr>
       <w:r>
         <w:rPr>
-          <w:rFonts w:ascii="Times New Roman" w:hAnsi="Times New Roman" w:cs="Times New Roman"/>
-          <w:b w:val="0"/>
+          <w:rFonts w:ascii="Arial" w:hAnsi="Arial" w:eastAsia="Arial"/>
           <w:i w:val="0"/>
-          <w:sz w:val="24"/>
+          <w:color w:val="000000"/>
+          <w:sz w:val="22"/>
         </w:rPr>
         <w:t>— Bir qaz göndərsəm, yolarsanmı?</w:t>
       </w:r>
     </w:p>
     <w:p>
       <w:pPr>
-        <w:ind w:firstLine="425"/>
-        <w:jc w:val="both"/>
+        <w:jc w:val="left"/>
       </w:pPr>
       <w:r>
         <w:rPr>
-          <w:rFonts w:ascii="Times New Roman" w:hAnsi="Times New Roman" w:cs="Times New Roman"/>
-          <w:b w:val="0"/>
+          <w:rFonts w:ascii="Arial" w:hAnsi="Arial" w:eastAsia="Arial"/>
           <w:i w:val="0"/>
-          <w:sz w:val="24"/>
+          <w:color w:val="000000"/>
+          <w:sz w:val="22"/>
         </w:rPr>
         <w:t>— Əlbəttə, yolaram, özü də ciyildətmədən, — deyə ağsaqqal cavab verir.</w:t>
       </w:r>
     </w:p>
     <w:p>
       <w:pPr>
-        <w:ind w:firstLine="425"/>
-        <w:jc w:val="both"/>
+        <w:jc w:val="left"/>
       </w:pPr>
       <w:r>
         <w:rPr>
-          <w:rFonts w:ascii="Times New Roman" w:hAnsi="Times New Roman" w:cs="Times New Roman"/>
-          <w:b w:val="0"/>
+          <w:rFonts w:ascii="Arial" w:hAnsi="Arial" w:eastAsia="Arial"/>
           <w:i w:val="0"/>
-          <w:sz w:val="24"/>
+          <w:color w:val="000000"/>
+          <w:sz w:val="22"/>
         </w:rPr>
         <w:t>Padşahla baş vəzir adamın yanından ayrılıb yollarına davam edirlər. Padşah baş vəzirdən soruşur:</w:t>
       </w:r>
     </w:p>
     <w:p>
       <w:pPr>
-        <w:ind w:firstLine="425"/>
-        <w:jc w:val="both"/>
+        <w:jc w:val="left"/>
       </w:pPr>
       <w:r>
         <w:rPr>
-          <w:rFonts w:ascii="Times New Roman" w:hAnsi="Times New Roman" w:cs="Times New Roman"/>
-          <w:b w:val="0"/>
+          <w:rFonts w:ascii="Arial" w:hAnsi="Arial" w:eastAsia="Arial"/>
           <w:i w:val="0"/>
-          <w:sz w:val="24"/>
+          <w:color w:val="000000"/>
+          <w:sz w:val="22"/>
         </w:rPr>
         <w:t>— Nə danışdığımızı anladınmı?</w:t>
       </w:r>
     </w:p>
     <w:p>
       <w:pPr>
-        <w:ind w:firstLine="425"/>
-        <w:jc w:val="both"/>
+        <w:jc w:val="left"/>
       </w:pPr>
       <w:r>
         <w:rPr>
-          <w:rFonts w:ascii="Times New Roman" w:hAnsi="Times New Roman" w:cs="Times New Roman"/>
-          <w:b w:val="0"/>
+          <w:rFonts w:ascii="Arial" w:hAnsi="Arial" w:eastAsia="Arial"/>
           <w:i w:val="0"/>
-          <w:sz w:val="24"/>
+          <w:color w:val="000000"/>
+          <w:sz w:val="22"/>
         </w:rPr>
         <w:t>— Xeyr, padşahım, — deyə baş vəzir pərişan halda cavab verir.</w:t>
       </w:r>
     </w:p>
     <w:p>
       <w:pPr>
-        <w:ind w:firstLine="425"/>
-        <w:jc w:val="both"/>
+        <w:jc w:val="left"/>
       </w:pPr>
       <w:r>
         <w:rPr>
-          <w:rFonts w:ascii="Times New Roman" w:hAnsi="Times New Roman" w:cs="Times New Roman"/>
-          <w:b w:val="0"/>
+          <w:rFonts w:ascii="Arial" w:hAnsi="Arial" w:eastAsia="Arial"/>
           <w:i w:val="0"/>
-          <w:sz w:val="24"/>
+          <w:color w:val="000000"/>
+          <w:sz w:val="22"/>
         </w:rPr>
         <w:t>Padşah əsəbiləşir:</w:t>
       </w:r>
     </w:p>
     <w:p>
       <w:pPr>
-        <w:ind w:firstLine="425"/>
-        <w:jc w:val="both"/>
+        <w:jc w:val="left"/>
       </w:pPr>
       <w:r>
         <w:rPr>
-          <w:rFonts w:ascii="Times New Roman" w:hAnsi="Times New Roman" w:cs="Times New Roman"/>
-          <w:b w:val="0"/>
+          <w:rFonts w:ascii="Arial" w:hAnsi="Arial" w:eastAsia="Arial"/>
           <w:i w:val="0"/>
-          <w:sz w:val="24"/>
+          <w:color w:val="000000"/>
+          <w:sz w:val="22"/>
         </w:rPr>
         <w:t>— Bu axşama qədər nə danışdığımızı anlamasan, boynunu vurduraram.</w:t>
       </w:r>
     </w:p>
     <w:p>
       <w:pPr>
-        <w:ind w:firstLine="425"/>
-        <w:jc w:val="both"/>
+        <w:jc w:val="left"/>
       </w:pPr>
       <w:r>
         <w:rPr>
-          <w:rFonts w:ascii="Times New Roman" w:hAnsi="Times New Roman" w:cs="Times New Roman"/>
-          <w:b w:val="0"/>
+          <w:rFonts w:ascii="Arial" w:hAnsi="Arial" w:eastAsia="Arial"/>
           <w:i w:val="0"/>
-          <w:sz w:val="24"/>
+          <w:color w:val="000000"/>
+          <w:sz w:val="22"/>
         </w:rPr>
         <w:t>Qorxuya düşən baş vəzir padşahı saraya çatdırandan sonra təlaşla dərə kənarına qayıdır və görür ki, adam hələ də orada işləyir.</w:t>
       </w:r>
     </w:p>
     <w:p>
       <w:pPr>
-        <w:ind w:firstLine="425"/>
-        <w:jc w:val="both"/>
+        <w:jc w:val="left"/>
       </w:pPr>
       <w:r>
         <w:rPr>
-          <w:rFonts w:ascii="Times New Roman" w:hAnsi="Times New Roman" w:cs="Times New Roman"/>
-          <w:b w:val="0"/>
+          <w:rFonts w:ascii="Arial" w:hAnsi="Arial" w:eastAsia="Arial"/>
           <w:i w:val="0"/>
-          <w:sz w:val="24"/>
+          <w:color w:val="000000"/>
+          <w:sz w:val="22"/>
         </w:rPr>
         <w:t>— Siz padşahla nə danışdınız? — deyə baş vəzir ağsaqqala müraciət edir.</w:t>
       </w:r>
     </w:p>
     <w:p>
       <w:pPr>
-        <w:ind w:firstLine="425"/>
-        <w:jc w:val="both"/>
+        <w:jc w:val="left"/>
       </w:pPr>
       <w:r>
         <w:rPr>
-          <w:rFonts w:ascii="Times New Roman" w:hAnsi="Times New Roman" w:cs="Times New Roman"/>
-          <w:b w:val="0"/>
+          <w:rFonts w:ascii="Arial" w:hAnsi="Arial" w:eastAsia="Arial"/>
           <w:i w:val="0"/>
-          <w:sz w:val="24"/>
+          <w:color w:val="000000"/>
+          <w:sz w:val="22"/>
         </w:rPr>
         <w:t>Adam baş vəziri başdan-ayağa gözəlcə süzür:</w:t>
       </w:r>
     </w:p>
     <w:p>
       <w:pPr>
-        <w:ind w:firstLine="425"/>
-        <w:jc w:val="both"/>
+        <w:jc w:val="left"/>
       </w:pPr>
       <w:r>
         <w:rPr>
-          <w:rFonts w:ascii="Times New Roman" w:hAnsi="Times New Roman" w:cs="Times New Roman"/>
-          <w:b w:val="0"/>
+          <w:rFonts w:ascii="Arial" w:hAnsi="Arial" w:eastAsia="Arial"/>
           <w:i w:val="0"/>
-          <w:sz w:val="24"/>
+          <w:color w:val="000000"/>
+          <w:sz w:val="22"/>
         </w:rPr>
         <w:t>— Bağışla, havayı söyləmərəm. Yüz qızıl ver, söyləyim, — deyir.</w:t>
       </w:r>
     </w:p>
     <w:p>
       <w:pPr>
-        <w:ind w:firstLine="425"/>
-        <w:jc w:val="both"/>
+        <w:jc w:val="left"/>
       </w:pPr>
       <w:r>
         <w:rPr>
-          <w:rFonts w:ascii="Times New Roman" w:hAnsi="Times New Roman" w:cs="Times New Roman"/>
-          <w:b w:val="0"/>
+          <w:rFonts w:ascii="Arial" w:hAnsi="Arial" w:eastAsia="Arial"/>
           <w:i w:val="0"/>
-          <w:sz w:val="24"/>
+          <w:color w:val="000000"/>
+          <w:sz w:val="22"/>
         </w:rPr>
         <w:t>Baş vəzir yüz qızılı verir.</w:t>
       </w:r>
     </w:p>
     <w:p>
       <w:pPr>
-        <w:ind w:firstLine="425"/>
-        <w:jc w:val="both"/>
+        <w:jc w:val="left"/>
       </w:pPr>
       <w:r>
         <w:rPr>
-          <w:rFonts w:ascii="Times New Roman" w:hAnsi="Times New Roman" w:cs="Times New Roman"/>
-          <w:b w:val="0"/>
+          <w:rFonts w:ascii="Arial" w:hAnsi="Arial" w:eastAsia="Arial"/>
           <w:i w:val="0"/>
-          <w:sz w:val="24"/>
+          <w:color w:val="000000"/>
+          <w:sz w:val="22"/>
         </w:rPr>
         <w:t>— Sən padşahı «sərdari-cahan» deyə salamladın. Onun padşah olduğunu haradan bildin?</w:t>
       </w:r>
     </w:p>
     <w:p>
       <w:pPr>
-        <w:ind w:firstLine="425"/>
-        <w:jc w:val="both"/>
+        <w:jc w:val="left"/>
       </w:pPr>
       <w:r>
         <w:rPr>
-          <w:rFonts w:ascii="Times New Roman" w:hAnsi="Times New Roman" w:cs="Times New Roman"/>
-          <w:b w:val="0"/>
+          <w:rFonts w:ascii="Arial" w:hAnsi="Arial" w:eastAsia="Arial"/>
           <w:i w:val="0"/>
-          <w:sz w:val="24"/>
+          <w:color w:val="000000"/>
+          <w:sz w:val="22"/>
         </w:rPr>
         <w:t>— Mən dəriçiyəm. Onun əynindəki kürkü padşahdan başqası geyə bilməzdi.</w:t>
       </w:r>
     </w:p>
     <w:p>
       <w:pPr>
-        <w:ind w:firstLine="425"/>
-        <w:jc w:val="both"/>
+        <w:jc w:val="left"/>
       </w:pPr>
       <w:r>
         <w:rPr>
-          <w:rFonts w:ascii="Times New Roman" w:hAnsi="Times New Roman" w:cs="Times New Roman"/>
-          <w:b w:val="0"/>
+          <w:rFonts w:ascii="Arial" w:hAnsi="Arial" w:eastAsia="Arial"/>
           <w:i w:val="0"/>
-          <w:sz w:val="24"/>
+          <w:color w:val="000000"/>
+          <w:sz w:val="22"/>
         </w:rPr>
         <w:t>Vəzir başını qaşıyır:</w:t>
       </w:r>
     </w:p>
     <w:p>
       <w:pPr>
-        <w:ind w:firstLine="425"/>
-        <w:jc w:val="both"/>
+        <w:jc w:val="left"/>
       </w:pPr>
       <w:r>
         <w:rPr>
-          <w:rFonts w:ascii="Times New Roman" w:hAnsi="Times New Roman" w:cs="Times New Roman"/>
-          <w:b w:val="0"/>
+          <w:rFonts w:ascii="Arial" w:hAnsi="Arial" w:eastAsia="Arial"/>
           <w:i w:val="0"/>
-          <w:sz w:val="24"/>
+          <w:color w:val="000000"/>
+          <w:sz w:val="22"/>
         </w:rPr>
         <w:t>— Bəs «altıya altı qatmayınca, otuz ikiyə yetmir» nə demək idi?</w:t>
       </w:r>
     </w:p>
     <w:p>
       <w:pPr>
-        <w:ind w:firstLine="425"/>
-        <w:jc w:val="both"/>
+        <w:jc w:val="left"/>
       </w:pPr>
       <w:r>
         <w:rPr>
-          <w:rFonts w:ascii="Times New Roman" w:hAnsi="Times New Roman" w:cs="Times New Roman"/>
-          <w:b w:val="0"/>
+          <w:rFonts w:ascii="Arial" w:hAnsi="Arial" w:eastAsia="Arial"/>
           <w:i w:val="0"/>
-          <w:sz w:val="24"/>
+          <w:color w:val="000000"/>
+          <w:sz w:val="22"/>
         </w:rPr>
         <w:t>Adam bu suala cavab vermək üçün də yüz qızıl alır:</w:t>
       </w:r>
     </w:p>
     <w:p>
       <w:pPr>
-        <w:ind w:firstLine="425"/>
-        <w:jc w:val="both"/>
+        <w:jc w:val="left"/>
       </w:pPr>
       <w:r>
         <w:rPr>
-          <w:rFonts w:ascii="Times New Roman" w:hAnsi="Times New Roman" w:cs="Times New Roman"/>
-          <w:b w:val="0"/>
+          <w:rFonts w:ascii="Arial" w:hAnsi="Arial" w:eastAsia="Arial"/>
           <w:i w:val="0"/>
-          <w:sz w:val="24"/>
+          <w:color w:val="000000"/>
+          <w:sz w:val="22"/>
         </w:rPr>
         <w:t>— Padşah, altı aylıq istilər dövründə çalışmadınmı ki, indi bu qış günü işləyirsən, deyə soruşdu; mən də: yalnız altı ay istilər zamanı yox, altı ay da qışda çalışmasaq, çörək tapa bilmirik, dedim.</w:t>
       </w:r>
     </w:p>
     <w:p>
       <w:pPr>
-        <w:ind w:firstLine="425"/>
-        <w:jc w:val="both"/>
+        <w:jc w:val="left"/>
       </w:pPr>
       <w:r>
         <w:rPr>
-          <w:rFonts w:ascii="Times New Roman" w:hAnsi="Times New Roman" w:cs="Times New Roman"/>
-          <w:b w:val="0"/>
+          <w:rFonts w:ascii="Arial" w:hAnsi="Arial" w:eastAsia="Arial"/>
           <w:i w:val="0"/>
-          <w:sz w:val="24"/>
+          <w:color w:val="000000"/>
+          <w:sz w:val="22"/>
         </w:rPr>
         <w:t>Baş vəzir davam edir:</w:t>
       </w:r>
     </w:p>
     <w:p>
       <w:pPr>
-        <w:ind w:firstLine="425"/>
-        <w:jc w:val="both"/>
+        <w:jc w:val="left"/>
       </w:pPr>
       <w:r>
         <w:rPr>
-          <w:rFonts w:ascii="Times New Roman" w:hAnsi="Times New Roman" w:cs="Times New Roman"/>
-          <w:b w:val="0"/>
+          <w:rFonts w:ascii="Arial" w:hAnsi="Arial" w:eastAsia="Arial"/>
           <w:i w:val="0"/>
-          <w:sz w:val="24"/>
+          <w:color w:val="000000"/>
+          <w:sz w:val="22"/>
         </w:rPr>
         <w:t>— «Gecələri heç qalxmadınmı» nə demək idi?</w:t>
       </w:r>
     </w:p>
     <w:p>
       <w:pPr>
-        <w:ind w:firstLine="425"/>
-        <w:jc w:val="both"/>
+        <w:jc w:val="left"/>
       </w:pPr>
       <w:r>
         <w:rPr>
-          <w:rFonts w:ascii="Times New Roman" w:hAnsi="Times New Roman" w:cs="Times New Roman"/>
-          <w:b w:val="0"/>
+          <w:rFonts w:ascii="Arial" w:hAnsi="Arial" w:eastAsia="Arial"/>
           <w:i w:val="0"/>
-          <w:sz w:val="24"/>
+          <w:color w:val="000000"/>
+          <w:sz w:val="22"/>
         </w:rPr>
         <w:t>Adam yüz qızıl daha alır:</w:t>
       </w:r>
     </w:p>
     <w:p>
       <w:pPr>
-        <w:ind w:firstLine="425"/>
-        <w:jc w:val="both"/>
+        <w:jc w:val="left"/>
       </w:pPr>
       <w:r>
         <w:rPr>
-          <w:rFonts w:ascii="Times New Roman" w:hAnsi="Times New Roman" w:cs="Times New Roman"/>
-          <w:b w:val="0"/>
+          <w:rFonts w:ascii="Arial" w:hAnsi="Arial" w:eastAsia="Arial"/>
           <w:i w:val="0"/>
-          <w:sz w:val="24"/>
+          <w:color w:val="000000"/>
+          <w:sz w:val="22"/>
         </w:rPr>
         <w:t>— Padşah, övladların yoxdurmu, deyə soruşdu. Var, amma hamısı qızdır; ərə getdilər, başqasına yaradılar, dedim.</w:t>
       </w:r>
     </w:p>
     <w:p>
       <w:pPr>
-        <w:ind w:firstLine="425"/>
-        <w:jc w:val="both"/>
+        <w:jc w:val="left"/>
       </w:pPr>
       <w:r>
         <w:rPr>
-          <w:rFonts w:ascii="Times New Roman" w:hAnsi="Times New Roman" w:cs="Times New Roman"/>
-          <w:b w:val="0"/>
+          <w:rFonts w:ascii="Arial" w:hAnsi="Arial" w:eastAsia="Arial"/>
           <w:i w:val="0"/>
-          <w:sz w:val="24"/>
+          <w:color w:val="000000"/>
+          <w:sz w:val="22"/>
         </w:rPr>
         <w:t>Baş vəzir başını aşağı salır:</w:t>
       </w:r>
     </w:p>
     <w:p>
       <w:pPr>
-        <w:ind w:firstLine="425"/>
-        <w:jc w:val="both"/>
+        <w:jc w:val="left"/>
       </w:pPr>
       <w:r>
         <w:rPr>
-          <w:rFonts w:ascii="Times New Roman" w:hAnsi="Times New Roman" w:cs="Times New Roman"/>
-          <w:b w:val="0"/>
+          <w:rFonts w:ascii="Arial" w:hAnsi="Arial" w:eastAsia="Arial"/>
           <w:i w:val="0"/>
-          <w:sz w:val="24"/>
+          <w:color w:val="000000"/>
+          <w:sz w:val="22"/>
         </w:rPr>
         <w:t>— Bir də «qaz göndərsəm» dedi... o nə demək idi?</w:t>
       </w:r>
     </w:p>
     <w:p>
       <w:pPr>
-        <w:ind w:firstLine="425"/>
-        <w:jc w:val="both"/>
+        <w:jc w:val="left"/>
       </w:pPr>
       <w:r>
         <w:rPr>
-          <w:rFonts w:ascii="Times New Roman" w:hAnsi="Times New Roman" w:cs="Times New Roman"/>
-          <w:b w:val="0"/>
+          <w:rFonts w:ascii="Arial" w:hAnsi="Arial" w:eastAsia="Arial"/>
           <w:i w:val="0"/>
-          <w:sz w:val="24"/>
+          <w:color w:val="000000"/>
+          <w:sz w:val="22"/>
         </w:rPr>
         <w:t>Adam gülür və baş vəzirə:</w:t>
       </w:r>
     </w:p>
     <w:p>
       <w:pPr>
-        <w:ind w:firstLine="425"/>
-        <w:jc w:val="both"/>
+        <w:jc w:val="left"/>
       </w:pPr>
       <w:r>
         <w:rPr>
-          <w:rFonts w:ascii="Times New Roman" w:hAnsi="Times New Roman" w:cs="Times New Roman"/>
-          <w:b w:val="0"/>
+          <w:rFonts w:ascii="Arial" w:hAnsi="Arial" w:eastAsia="Arial"/>
           <w:i w:val="0"/>
-          <w:sz w:val="24"/>
+          <w:color w:val="000000"/>
+          <w:sz w:val="22"/>
         </w:rPr>
         <w:t>— Onu da sən tap, — deyir.</w:t>
       </w:r>
     </w:p>
     <w:p>
       <w:pPr>
-        <w:spacing w:after="40"/>
-      </w:pPr>
-    </w:p>
-    <w:p>
-      <w:pPr>
+        <w:pStyle w:val="Moral"/>
+        <w:keepNext/>
+        <w:keepLines/>
+        <w:widowControl/>
+        <w:spacing w:before="240" w:after="180" w:line="283" w:lineRule="auto"/>
+        <w:ind w:left="240" w:right="240"/>
+        <w:jc w:val="left"/>
         <w:pBdr>
-          <w:top w:val="single" w:sz="4" w:space="6" w:color="D9C7A3"/>
-          <w:left w:val="single" w:sz="24" w:space="12" w:color="B8860B"/>
-          <w:bottom w:val="single" w:sz="4" w:space="6" w:color="D9C7A3"/>
-          <w:right w:val="single" w:sz="4" w:space="10" w:color="D9C7A3"/>
+          <w:top w:val="single" w:sz="8" w:space="7" w:color="E8D59A"/>
+          <w:left w:val="single" w:sz="32" w:space="11" w:color="C6A23A"/>
+          <w:bottom w:val="single" w:sz="8" w:space="7" w:color="E8D59A"/>
+          <w:right w:val="single" w:sz="8" w:space="11" w:color="E8D59A"/>
         </w:pBdr>
-        <w:shd w:val="clear" w:color="auto" w:fill="FBF6EA"/>
-        <w:spacing w:before="0" w:after="60"/>
-        <w:ind w:left="227" w:right="113"/>
-        <w:jc w:val="both"/>
+        <w:shd w:val="clear" w:color="auto" w:fill="FFF8E1"/>
       </w:pPr>
       <w:r>
         <w:rPr>
-          <w:rFonts w:ascii="Times New Roman" w:hAnsi="Times New Roman" w:cs="Times New Roman"/>
+          <w:rFonts w:ascii="Arial" w:hAnsi="Arial" w:eastAsia="Arial" w:cs="Arial"/>
+          <w:b/>
+          <w:i w:val="0"/>
+          <w:color w:val="9A7417"/>
+          <w:sz w:val="22"/>
+        </w:rPr>
+        <w:t xml:space="preserve">İbrət: </w:t>
+      </w:r>
+      <w:r>
+        <w:rPr>
+          <w:rFonts w:ascii="Arial" w:hAnsi="Arial" w:eastAsia="Arial" w:cs="Arial"/>
           <w:b w:val="0"/>
-          <w:i/>
-          <w:color w:val="333333"/>
-          <w:sz w:val="24"/>
+          <w:i w:val="0"/>
+          <w:color w:val="3F3826"/>
+          <w:sz w:val="22"/>
         </w:rPr>
         <w:t>Hikmətli söz onu anlayana açılır. Hər kəs eşitdiyini anlamır — bəzi cavabları insan özü tapmalıdır.</w:t>
       </w:r>
     </w:p>
     <w:p>
       <w:pPr>
-        <w:spacing w:after="120"/>
+        <w:keepLines/>
+        <w:widowControl/>
+        <w:spacing w:before="60" w:after="0" w:line="240" w:lineRule="auto"/>
+        <w:jc w:val="right"/>
       </w:pPr>
+      <w:r>
+        <w:rPr>
+          <w:rFonts w:ascii="Arial" w:hAnsi="Arial" w:eastAsia="Arial" w:cs="Arial"/>
+          <w:b w:val="0"/>
+          <w:i/>
+          <w:color w:val="8A7950"/>
+          <w:sz w:val="17"/>
+        </w:rPr>
+        <w:t>Hekayə açıq İnternet mənbələrindən əldə olunub.</w:t>
+      </w:r>
     </w:p>
     <w:sectPr>
       <w:pgSz w:w="12240" w:h="15840"/>
-      <w:pgMar w:top="1417" w:right="1417" w:bottom="1417" w:left="1417" w:header="720" w:footer="720" w:gutter="0"/>
+      <w:pgMar w:top="1440" w:right="1440" w:bottom="1440" w:left="1440" w:header="708" w:footer="708" w:gutter="0"/>
       <w:cols w:space="720"/>
       <w:docGrid w:linePitch="360"/>
     </w:sectPr>
@@ -958,12 +951,12 @@
     <w:qFormat/>
     <w:rsid w:val="00FC693F"/>
     <w:pPr>
-      <w:spacing w:line="276" w:lineRule="auto" w:after="120" w:before="0"/>
-      <w:jc w:val="both"/>
+      <w:spacing w:before="0" w:after="160" w:line="276" w:lineRule="auto"/>
     </w:pPr>
     <w:rPr>
-      <w:rFonts w:ascii="Times New Roman" w:hAnsi="Times New Roman" w:cs="Times New Roman"/>
-      <w:sz w:val="24"/>
+      <w:rFonts w:ascii="Arial" w:hAnsi="Arial" w:eastAsia="Arial"/>
+      <w:color w:val="000000"/>
+      <w:sz w:val="22"/>
     </w:rPr>
   </w:style>
   <w:style w:type="paragraph" w:styleId="Header">
@@ -1021,17 +1014,15 @@
     <w:pPr>
       <w:keepNext/>
       <w:keepLines/>
-      <w:spacing w:before="360" w:after="160"/>
-      <w:jc w:val="left"/>
+      <w:spacing w:before="480" w:after="0"/>
       <w:outlineLvl w:val="0"/>
     </w:pPr>
     <w:rPr>
-      <w:rFonts w:asciiTheme="majorHAnsi" w:eastAsiaTheme="majorEastAsia" w:hAnsiTheme="majorHAnsi" w:cstheme="majorBidi" w:ascii="Times New Roman" w:hAnsi="Times New Roman" w:cs="Times New Roman"/>
+      <w:rFonts w:asciiTheme="majorHAnsi" w:eastAsiaTheme="majorEastAsia" w:hAnsiTheme="majorHAnsi" w:cstheme="majorBidi"/>
       <w:b/>
       <w:bCs/>
-      <w:i w:val="0"/>
-      <w:color w:val="1F1F1F"/>
-      <w:sz w:val="30"/>
+      <w:color w:val="365F91" w:themeColor="accent1" w:themeShade="BF"/>
+      <w:sz w:val="28"/>
       <w:szCs w:val="28"/>
     </w:rPr>
   </w:style>
@@ -12649,6 +12640,18 @@
         <w:shd w:val="clear" w:color="auto" w:fill="FBCAA2" w:themeFill="accent6" w:themeFillTint="7F"/>
       </w:tcPr>
     </w:tblStylePr>
+  </w:style>
+  <w:style w:type="paragraph" w:customStyle="1" w:styleId="Moral">
+    <w:name w:val="Moral"/>
+    <w:basedOn w:val="Normal"/>
+    <w:pPr>
+      <w:spacing w:before="160" w:after="0" w:line="276" w:lineRule="auto"/>
+    </w:pPr>
+    <w:rPr>
+      <w:rFonts w:ascii="Arial" w:hAnsi="Arial" w:eastAsia="Arial"/>
+      <w:i/>
+      <w:sz w:val="22"/>
+    </w:rPr>
   </w:style>
 </w:styles>
 </file>
